--- a/Files/03 - Vayikra/13 - Behar-Bechukosai/5783/Behar-Bechukosai 5783.docx
+++ b/Files/03 - Vayikra/13 - Behar-Bechukosai/5783/Behar-Bechukosai 5783.docx
@@ -12,21 +12,7 @@
         <w:rPr>
           <w:rFonts w:ascii="Times New Roman" w:hAnsi="Times New Roman" w:cs="Times New Roman"/>
         </w:rPr>
-        <w:t>Behar/</w:t>
-      </w:r>
-      <w:proofErr w:type="spellStart"/>
-      <w:r>
-        <w:rPr>
-          <w:rFonts w:ascii="Times New Roman" w:hAnsi="Times New Roman" w:cs="Times New Roman"/>
-        </w:rPr>
-        <w:t>Bechukosai</w:t>
-      </w:r>
-      <w:proofErr w:type="spellEnd"/>
-      <w:r>
-        <w:rPr>
-          <w:rFonts w:ascii="Times New Roman" w:hAnsi="Times New Roman" w:cs="Times New Roman"/>
-        </w:rPr>
-        <w:t xml:space="preserve"> 5783</w:t>
+        <w:t>Behar/Bechukosai 5783</w:t>
       </w:r>
     </w:p>
     <w:p>
@@ -150,7 +136,7 @@
     </w:p>
     <w:p>
       <w:pPr>
-        <w:jc w:val="right"/>
+        <w:jc w:val="both"/>
         <w:rPr>
           <w:rFonts w:ascii="Times New Roman" w:hAnsi="Times New Roman" w:cs="Times New Roman"/>
         </w:rPr>
@@ -747,7 +733,7 @@
         <w:rPr>
           <w:rFonts w:ascii="Times New Roman" w:hAnsi="Times New Roman" w:cs="Times New Roman"/>
         </w:rPr>
-        <w:t xml:space="preserve">ve seen it work. So, this </w:t>
+        <w:t xml:space="preserve">ve seen it work. So this </w:t>
       </w:r>
       <w:r>
         <w:rPr>
@@ -1429,7 +1415,6 @@
         </w:rPr>
         <w:t xml:space="preserve">ll take </w:t>
       </w:r>
-      <w:proofErr w:type="gramStart"/>
       <w:r>
         <w:rPr>
           <w:rFonts w:ascii="Times New Roman" w:hAnsi="Times New Roman" w:cs="Times New Roman"/>
@@ -1440,14 +1425,7 @@
         <w:rPr>
           <w:rFonts w:ascii="Times New Roman" w:hAnsi="Times New Roman" w:cs="Times New Roman"/>
         </w:rPr>
-        <w:t>our</w:t>
-      </w:r>
-      <w:proofErr w:type="gramEnd"/>
-      <w:r>
-        <w:rPr>
-          <w:rFonts w:ascii="Times New Roman" w:hAnsi="Times New Roman" w:cs="Times New Roman"/>
-        </w:rPr>
-        <w:t xml:space="preserve"> word for it. </w:t>
+        <w:t xml:space="preserve">our word for it. </w:t>
       </w:r>
       <w:r>
         <w:rPr>
@@ -1810,7 +1788,19 @@
         <w:rPr>
           <w:rFonts w:ascii="Times New Roman" w:hAnsi="Times New Roman" w:cs="Times New Roman"/>
         </w:rPr>
-        <w:t>a three-year-crop is</w:t>
+        <w:t>a three-year</w:t>
+      </w:r>
+      <w:r>
+        <w:rPr>
+          <w:rFonts w:ascii="Times New Roman" w:hAnsi="Times New Roman" w:cs="Times New Roman"/>
+        </w:rPr>
+        <w:t xml:space="preserve"> </w:t>
+      </w:r>
+      <w:r>
+        <w:rPr>
+          <w:rFonts w:ascii="Times New Roman" w:hAnsi="Times New Roman" w:cs="Times New Roman"/>
+        </w:rPr>
+        <w:t>crop is</w:t>
       </w:r>
       <w:r>
         <w:rPr>
